--- a/kurs/classroom-pack/vecka-03/elev-dc.docx
+++ b/kurs/classroom-pack/vecka-03/elev-dc.docx
@@ -505,6 +505,20 @@
     </w:p>
     <w:p>
       <w:pPr>
+        <w:spacing w:before="0" w:after="120" w:line="276" w:lineRule="auto"/>
+      </w:pPr>
+      <w:r>
+        <w:rPr>
+          <w:rFonts w:ascii="IBM Plex Sans" w:hAnsi="IBM Plex Sans" w:eastAsia="IBM Plex Sans" w:cs="IBM Plex Sans"/>
+          <w:b w:val="0"/>
+          <w:color w:val="111111"/>
+          <w:sz w:val="21"/>
+        </w:rPr>
+        <w:t>Elektriker: minus är inte PE. / Ingenjör: räkna I innan du klämmer på.</w:t>
+      </w:r>
+    </w:p>
+    <w:p>
+      <w:pPr>
         <w:pBdr>
           <w:top w:val="single" w:sz="6" w:space="1" w:color="111111"/>
         </w:pBdr>
@@ -723,6 +737,126 @@
           <w:sz w:val="21"/>
         </w:rPr>
         <w:t>_______________________________________________________________</w:t>
+      </w:r>
+    </w:p>
+    <w:p>
+      <w:pPr>
+        <w:pBdr>
+          <w:top w:val="single" w:sz="6" w:space="1" w:color="111111"/>
+        </w:pBdr>
+      </w:pPr>
+    </w:p>
+    <w:p>
+      <w:pPr>
+        <w:spacing w:before="200" w:after="80"/>
+        <w:pBdr>
+          <w:top w:val="single" w:sz="6" w:space="4" w:color="111111"/>
+        </w:pBdr>
+      </w:pPr>
+      <w:r>
+        <w:rPr>
+          <w:rFonts w:ascii="IBM Plex Sans" w:hAnsi="IBM Plex Sans" w:eastAsia="IBM Plex Sans" w:cs="IBM Plex Sans"/>
+          <w:b/>
+          <w:color w:val="111111"/>
+          <w:sz w:val="26"/>
+        </w:rPr>
+        <w:t>Räkna</w:t>
+      </w:r>
+    </w:p>
+    <w:p>
+      <w:pPr>
+        <w:spacing w:before="0" w:after="120" w:line="276" w:lineRule="auto"/>
+      </w:pPr>
+      <w:r>
+        <w:rPr>
+          <w:rFonts w:ascii="IBM Plex Sans" w:hAnsi="IBM Plex Sans" w:eastAsia="IBM Plex Sans" w:cs="IBM Plex Sans"/>
+          <w:b w:val="0"/>
+          <w:color w:val="111111"/>
+          <w:sz w:val="21"/>
+        </w:rPr>
+        <w:t xml:space="preserve">En </w:t>
+      </w:r>
+      <w:r>
+        <w:rPr>
+          <w:rFonts w:ascii="IBM Plex Sans" w:hAnsi="IBM Plex Sans" w:eastAsia="IBM Plex Sans" w:cs="IBM Plex Sans"/>
+          <w:b/>
+          <w:color w:val="111111"/>
+          <w:sz w:val="21"/>
+        </w:rPr>
+        <w:t>12 Ω</w:t>
+      </w:r>
+      <w:r>
+        <w:rPr>
+          <w:rFonts w:ascii="IBM Plex Sans" w:hAnsi="IBM Plex Sans" w:eastAsia="IBM Plex Sans" w:cs="IBM Plex Sans"/>
+          <w:b w:val="0"/>
+          <w:color w:val="111111"/>
+          <w:sz w:val="21"/>
+        </w:rPr>
+        <w:t xml:space="preserve"> i serie. U = </w:t>
+      </w:r>
+      <w:r>
+        <w:rPr>
+          <w:rFonts w:ascii="IBM Plex Sans" w:hAnsi="IBM Plex Sans" w:eastAsia="IBM Plex Sans" w:cs="IBM Plex Sans"/>
+          <w:b/>
+          <w:color w:val="111111"/>
+          <w:sz w:val="21"/>
+        </w:rPr>
+        <w:t>12 V</w:t>
+      </w:r>
+      <w:r>
+        <w:rPr>
+          <w:rFonts w:ascii="IBM Plex Sans" w:hAnsi="IBM Plex Sans" w:eastAsia="IBM Plex Sans" w:cs="IBM Plex Sans"/>
+          <w:b w:val="0"/>
+          <w:color w:val="111111"/>
+          <w:sz w:val="21"/>
+        </w:rPr>
+        <w:t xml:space="preserve">, I = </w:t>
+      </w:r>
+      <w:r>
+        <w:rPr>
+          <w:rFonts w:ascii="IBM Plex Sans" w:hAnsi="IBM Plex Sans" w:eastAsia="IBM Plex Sans" w:cs="IBM Plex Sans"/>
+          <w:b/>
+          <w:color w:val="111111"/>
+          <w:sz w:val="21"/>
+        </w:rPr>
+        <w:t>1 A</w:t>
+      </w:r>
+      <w:r>
+        <w:rPr>
+          <w:rFonts w:ascii="IBM Plex Sans" w:hAnsi="IBM Plex Sans" w:eastAsia="IBM Plex Sans" w:cs="IBM Plex Sans"/>
+          <w:b w:val="0"/>
+          <w:color w:val="111111"/>
+          <w:sz w:val="21"/>
+        </w:rPr>
+        <w:t>. På papper.</w:t>
+      </w:r>
+    </w:p>
+    <w:p>
+      <w:pPr>
+        <w:spacing w:before="0" w:after="120" w:line="276" w:lineRule="auto"/>
+      </w:pPr>
+      <w:r>
+        <w:rPr>
+          <w:rFonts w:ascii="IBM Plex Sans" w:hAnsi="IBM Plex Sans" w:eastAsia="IBM Plex Sans" w:cs="IBM Plex Sans"/>
+          <w:b w:val="0"/>
+          <w:color w:val="111111"/>
+          <w:sz w:val="21"/>
+        </w:rPr>
+        <w:t>P = U · I = ______ W</w:t>
+      </w:r>
+    </w:p>
+    <w:p>
+      <w:pPr>
+        <w:spacing w:before="0" w:after="120" w:line="276" w:lineRule="auto"/>
+      </w:pPr>
+      <w:r>
+        <w:rPr>
+          <w:rFonts w:ascii="IBM Plex Sans" w:hAnsi="IBM Plex Sans" w:eastAsia="IBM Plex Sans" w:cs="IBM Plex Sans"/>
+          <w:b w:val="0"/>
+          <w:color w:val="111111"/>
+          <w:sz w:val="21"/>
+        </w:rPr>
+        <w:t>Elektriker: 12 W är värme i skåpet. Ingenjör: räkna P innan du klämmer på.</w:t>
       </w:r>
     </w:p>
     <w:p>
